--- a/PATENT/Drawing_our_project.docx
+++ b/PATENT/Drawing_our_project.docx
@@ -102,7 +102,7 @@
       <w:r>
         <w:drawing>
           <wp:inline xmlns:a="http://schemas.openxmlformats.org/drawingml/2006/main" xmlns:pic="http://schemas.openxmlformats.org/drawingml/2006/picture">
-            <wp:extent cx="4500000" cy="5639241"/>
+            <wp:extent cx="4500000" cy="6360943"/>
             <wp:docPr id="2" name="Picture 2"/>
             <wp:cNvGraphicFramePr>
               <a:graphicFrameLocks noChangeAspect="1"/>
@@ -123,7 +123,7 @@
                   <pic:spPr>
                     <a:xfrm>
                       <a:off x="0" y="0"/>
-                      <a:ext cx="4500000" cy="5639241"/>
+                      <a:ext cx="4500000" cy="6360943"/>
                     </a:xfrm>
                     <a:prstGeom prst="rect"/>
                   </pic:spPr>

--- a/PATENT/Drawing_our_project.docx
+++ b/PATENT/Drawing_our_project.docx
@@ -4,28 +4,56 @@
   <w:body>
     <w:p>
       <w:pPr>
-        <w:spacing w:line="240" w:lineRule="auto" w:after="80"/>
+        <w:tabs>
+          <w:tab w:pos="9638" w:val="right"/>
+        </w:tabs>
+        <w:spacing w:before="0" w:after="20" w:line="240" w:lineRule="auto"/>
       </w:pPr>
       <w:r>
         <w:rPr>
           <w:rFonts w:ascii="Times New Roman" w:hAnsi="Times New Roman"/>
-          <w:b/>
-          <w:sz w:val="20"/>
+          <w:sz w:val="22"/>
         </w:rPr>
-        <w:t>Applicants: Bannari Amman Institute of Technology                             Total No. of sheets: 02</w:t>
-        <w:br/>
-        <w:t xml:space="preserve">                                                                                                     Sheet No.: 01 of 02</w:t>
+        <w:t>Applicants: Bannari Amman Institute of Technology</w:t>
+      </w:r>
+      <w:r>
+        <w:tab/>
+      </w:r>
+      <w:r>
+        <w:rPr>
+          <w:rFonts w:ascii="Times New Roman" w:hAnsi="Times New Roman"/>
+          <w:sz w:val="22"/>
+        </w:rPr>
+        <w:t>Total No. of sheets: 04</w:t>
       </w:r>
     </w:p>
     <w:p>
       <w:pPr>
-        <w:spacing w:before="80" w:after="80"/>
+        <w:tabs>
+          <w:tab w:pos="9638" w:val="right"/>
+        </w:tabs>
+        <w:spacing w:before="0" w:after="160" w:line="240" w:lineRule="auto"/>
+      </w:pPr>
+      <w:r>
+        <w:tab/>
+      </w:r>
+      <w:r>
+        <w:rPr>
+          <w:rFonts w:ascii="Times New Roman" w:hAnsi="Times New Roman"/>
+          <w:sz w:val="22"/>
+        </w:rPr>
+        <w:t>Sheet No.: 01 of 04</w:t>
+      </w:r>
+    </w:p>
+    <w:p>
+      <w:pPr>
+        <w:spacing w:before="0" w:after="80"/>
         <w:jc w:val="center"/>
       </w:pPr>
       <w:r>
         <w:drawing>
           <wp:inline xmlns:a="http://schemas.openxmlformats.org/drawingml/2006/main" xmlns:pic="http://schemas.openxmlformats.org/drawingml/2006/picture">
-            <wp:extent cx="4500000" cy="5639241"/>
+            <wp:extent cx="4896000" cy="6920706"/>
             <wp:docPr id="1" name="Picture 1"/>
             <wp:cNvGraphicFramePr>
               <a:graphicFrameLocks noChangeAspect="1"/>
@@ -46,7 +74,7 @@
                   <pic:spPr>
                     <a:xfrm>
                       <a:off x="0" y="0"/>
-                      <a:ext cx="4500000" cy="5639241"/>
+                      <a:ext cx="4896000" cy="6920706"/>
                     </a:xfrm>
                     <a:prstGeom prst="rect"/>
                   </pic:spPr>
@@ -59,50 +87,13 @@
     </w:p>
     <w:p>
       <w:pPr>
-        <w:spacing w:line="240" w:lineRule="auto" w:before="80"/>
-      </w:pPr>
-      <w:r>
-        <w:rPr>
-          <w:rFonts w:ascii="Times New Roman" w:hAnsi="Times New Roman"/>
-          <w:b/>
-          <w:sz w:val="20"/>
-        </w:rPr>
-        <w:t>Vinoth Kumar J</w:t>
-        <w:br/>
-        <w:t>Patent Agent (IN/PA 6111)</w:t>
-        <w:br/>
-        <w:t>Agent for the Applicant</w:t>
-      </w:r>
-    </w:p>
-    <w:p>
-      <w:r>
-        <w:br w:type="page"/>
-      </w:r>
-    </w:p>
-    <w:p>
-      <w:pPr>
-        <w:spacing w:line="240" w:lineRule="auto" w:after="80"/>
-      </w:pPr>
-      <w:r>
-        <w:rPr>
-          <w:rFonts w:ascii="Times New Roman" w:hAnsi="Times New Roman"/>
-          <w:b/>
-          <w:sz w:val="20"/>
-        </w:rPr>
-        <w:t>Applicants: Bannari Amman Institute of Technology                              Total No. of sheets: 02</w:t>
-        <w:br/>
-        <w:t xml:space="preserve">                                                                                                                     Sheet No.: 02 of 02</w:t>
-      </w:r>
-    </w:p>
-    <w:p>
-      <w:pPr>
-        <w:spacing w:before="80" w:after="80"/>
-        <w:jc w:val="center"/>
+        <w:spacing w:before="0" w:after="40" w:line="240" w:lineRule="auto"/>
+        <w:jc w:val="right"/>
       </w:pPr>
       <w:r>
         <w:drawing>
           <wp:inline xmlns:a="http://schemas.openxmlformats.org/drawingml/2006/main" xmlns:pic="http://schemas.openxmlformats.org/drawingml/2006/picture">
-            <wp:extent cx="4500000" cy="6360943"/>
+            <wp:extent cx="1332000" cy="361543"/>
             <wp:docPr id="2" name="Picture 2"/>
             <wp:cNvGraphicFramePr>
               <a:graphicFrameLocks noChangeAspect="1"/>
@@ -111,7 +102,7 @@
               <a:graphicData uri="http://schemas.openxmlformats.org/drawingml/2006/picture">
                 <pic:pic>
                   <pic:nvPicPr>
-                    <pic:cNvPr id="0" name="fig2_architecture.png"/>
+                    <pic:cNvPr id="0" name="agent_signature.png"/>
                     <pic:cNvPicPr/>
                   </pic:nvPicPr>
                   <pic:blipFill>
@@ -123,7 +114,7 @@
                   <pic:spPr>
                     <a:xfrm>
                       <a:off x="0" y="0"/>
-                      <a:ext cx="4500000" cy="6360943"/>
+                      <a:ext cx="1332000" cy="361543"/>
                     </a:xfrm>
                     <a:prstGeom prst="rect"/>
                   </pic:spPr>
@@ -136,24 +127,547 @@
     </w:p>
     <w:p>
       <w:pPr>
-        <w:spacing w:line="240" w:lineRule="auto" w:before="80"/>
+        <w:spacing w:before="0" w:after="20" w:line="240" w:lineRule="auto"/>
+        <w:jc w:val="right"/>
       </w:pPr>
       <w:r>
         <w:rPr>
           <w:rFonts w:ascii="Times New Roman" w:hAnsi="Times New Roman"/>
-          <w:b/>
-          <w:sz w:val="20"/>
+          <w:sz w:val="22"/>
         </w:rPr>
         <w:t>Vinoth Kumar J</w:t>
-        <w:br/>
+      </w:r>
+    </w:p>
+    <w:p>
+      <w:pPr>
+        <w:spacing w:before="0" w:after="20" w:line="240" w:lineRule="auto"/>
+        <w:jc w:val="right"/>
+      </w:pPr>
+      <w:r>
+        <w:rPr>
+          <w:rFonts w:ascii="Times New Roman" w:hAnsi="Times New Roman"/>
+          <w:sz w:val="22"/>
+        </w:rPr>
         <w:t>Patent Agent (IN/PA 6111)</w:t>
-        <w:br/>
+      </w:r>
+    </w:p>
+    <w:p>
+      <w:pPr>
+        <w:spacing w:before="0" w:after="0" w:line="240" w:lineRule="auto"/>
+        <w:jc w:val="right"/>
+      </w:pPr>
+      <w:r>
+        <w:rPr>
+          <w:rFonts w:ascii="Times New Roman" w:hAnsi="Times New Roman"/>
+          <w:sz w:val="22"/>
+        </w:rPr>
+        <w:t>Agent for the Applicant</w:t>
+      </w:r>
+    </w:p>
+    <w:p>
+      <w:r>
+        <w:br w:type="page"/>
+      </w:r>
+    </w:p>
+    <w:p>
+      <w:pPr>
+        <w:tabs>
+          <w:tab w:pos="9638" w:val="right"/>
+        </w:tabs>
+        <w:spacing w:before="0" w:after="20" w:line="240" w:lineRule="auto"/>
+      </w:pPr>
+      <w:r>
+        <w:rPr>
+          <w:rFonts w:ascii="Times New Roman" w:hAnsi="Times New Roman"/>
+          <w:sz w:val="22"/>
+        </w:rPr>
+        <w:t>Applicants: Bannari Amman Institute of Technology</w:t>
+      </w:r>
+      <w:r>
+        <w:tab/>
+      </w:r>
+      <w:r>
+        <w:rPr>
+          <w:rFonts w:ascii="Times New Roman" w:hAnsi="Times New Roman"/>
+          <w:sz w:val="22"/>
+        </w:rPr>
+        <w:t>Total No. of sheets: 04</w:t>
+      </w:r>
+    </w:p>
+    <w:p>
+      <w:pPr>
+        <w:tabs>
+          <w:tab w:pos="9638" w:val="right"/>
+        </w:tabs>
+        <w:spacing w:before="0" w:after="160" w:line="240" w:lineRule="auto"/>
+      </w:pPr>
+      <w:r>
+        <w:tab/>
+      </w:r>
+      <w:r>
+        <w:rPr>
+          <w:rFonts w:ascii="Times New Roman" w:hAnsi="Times New Roman"/>
+          <w:sz w:val="22"/>
+        </w:rPr>
+        <w:t>Sheet No.: 02 of 04</w:t>
+      </w:r>
+    </w:p>
+    <w:p>
+      <w:pPr>
+        <w:spacing w:before="0" w:after="80"/>
+        <w:jc w:val="center"/>
+      </w:pPr>
+      <w:r>
+        <w:drawing>
+          <wp:inline xmlns:a="http://schemas.openxmlformats.org/drawingml/2006/main" xmlns:pic="http://schemas.openxmlformats.org/drawingml/2006/picture">
+            <wp:extent cx="4896000" cy="6920706"/>
+            <wp:docPr id="3" name="Picture 3"/>
+            <wp:cNvGraphicFramePr>
+              <a:graphicFrameLocks noChangeAspect="1"/>
+            </wp:cNvGraphicFramePr>
+            <a:graphic>
+              <a:graphicData uri="http://schemas.openxmlformats.org/drawingml/2006/picture">
+                <pic:pic>
+                  <pic:nvPicPr>
+                    <pic:cNvPr id="0" name="fig2_architecture.png"/>
+                    <pic:cNvPicPr/>
+                  </pic:nvPicPr>
+                  <pic:blipFill>
+                    <a:blip r:embed="rId11"/>
+                    <a:stretch>
+                      <a:fillRect/>
+                    </a:stretch>
+                  </pic:blipFill>
+                  <pic:spPr>
+                    <a:xfrm>
+                      <a:off x="0" y="0"/>
+                      <a:ext cx="4896000" cy="6920706"/>
+                    </a:xfrm>
+                    <a:prstGeom prst="rect"/>
+                  </pic:spPr>
+                </pic:pic>
+              </a:graphicData>
+            </a:graphic>
+          </wp:inline>
+        </w:drawing>
+      </w:r>
+    </w:p>
+    <w:p>
+      <w:pPr>
+        <w:spacing w:before="0" w:after="40" w:line="240" w:lineRule="auto"/>
+        <w:jc w:val="right"/>
+      </w:pPr>
+      <w:r>
+        <w:drawing>
+          <wp:inline xmlns:a="http://schemas.openxmlformats.org/drawingml/2006/main" xmlns:pic="http://schemas.openxmlformats.org/drawingml/2006/picture">
+            <wp:extent cx="1332000" cy="361543"/>
+            <wp:docPr id="4" name="Picture 4"/>
+            <wp:cNvGraphicFramePr>
+              <a:graphicFrameLocks noChangeAspect="1"/>
+            </wp:cNvGraphicFramePr>
+            <a:graphic>
+              <a:graphicData uri="http://schemas.openxmlformats.org/drawingml/2006/picture">
+                <pic:pic>
+                  <pic:nvPicPr>
+                    <pic:cNvPr id="0" name="agent_signature.png"/>
+                    <pic:cNvPicPr/>
+                  </pic:nvPicPr>
+                  <pic:blipFill>
+                    <a:blip r:embed="rId10"/>
+                    <a:stretch>
+                      <a:fillRect/>
+                    </a:stretch>
+                  </pic:blipFill>
+                  <pic:spPr>
+                    <a:xfrm>
+                      <a:off x="0" y="0"/>
+                      <a:ext cx="1332000" cy="361543"/>
+                    </a:xfrm>
+                    <a:prstGeom prst="rect"/>
+                  </pic:spPr>
+                </pic:pic>
+              </a:graphicData>
+            </a:graphic>
+          </wp:inline>
+        </w:drawing>
+      </w:r>
+    </w:p>
+    <w:p>
+      <w:pPr>
+        <w:spacing w:before="0" w:after="20" w:line="240" w:lineRule="auto"/>
+        <w:jc w:val="right"/>
+      </w:pPr>
+      <w:r>
+        <w:rPr>
+          <w:rFonts w:ascii="Times New Roman" w:hAnsi="Times New Roman"/>
+          <w:sz w:val="22"/>
+        </w:rPr>
+        <w:t>Vinoth Kumar J</w:t>
+      </w:r>
+    </w:p>
+    <w:p>
+      <w:pPr>
+        <w:spacing w:before="0" w:after="20" w:line="240" w:lineRule="auto"/>
+        <w:jc w:val="right"/>
+      </w:pPr>
+      <w:r>
+        <w:rPr>
+          <w:rFonts w:ascii="Times New Roman" w:hAnsi="Times New Roman"/>
+          <w:sz w:val="22"/>
+        </w:rPr>
+        <w:t>Patent Agent (IN/PA 6111)</w:t>
+      </w:r>
+    </w:p>
+    <w:p>
+      <w:pPr>
+        <w:spacing w:before="0" w:after="0" w:line="240" w:lineRule="auto"/>
+        <w:jc w:val="right"/>
+      </w:pPr>
+      <w:r>
+        <w:rPr>
+          <w:rFonts w:ascii="Times New Roman" w:hAnsi="Times New Roman"/>
+          <w:sz w:val="22"/>
+        </w:rPr>
+        <w:t>Agent for the Applicant</w:t>
+      </w:r>
+    </w:p>
+    <w:p>
+      <w:r>
+        <w:br w:type="page"/>
+      </w:r>
+    </w:p>
+    <w:p>
+      <w:pPr>
+        <w:tabs>
+          <w:tab w:pos="9638" w:val="right"/>
+        </w:tabs>
+        <w:spacing w:before="0" w:after="20" w:line="240" w:lineRule="auto"/>
+      </w:pPr>
+      <w:r>
+        <w:rPr>
+          <w:rFonts w:ascii="Times New Roman" w:hAnsi="Times New Roman"/>
+          <w:sz w:val="22"/>
+        </w:rPr>
+        <w:t>Applicants: Bannari Amman Institute of Technology</w:t>
+      </w:r>
+      <w:r>
+        <w:tab/>
+      </w:r>
+      <w:r>
+        <w:rPr>
+          <w:rFonts w:ascii="Times New Roman" w:hAnsi="Times New Roman"/>
+          <w:sz w:val="22"/>
+        </w:rPr>
+        <w:t>Total No. of sheets: 04</w:t>
+      </w:r>
+    </w:p>
+    <w:p>
+      <w:pPr>
+        <w:tabs>
+          <w:tab w:pos="9638" w:val="right"/>
+        </w:tabs>
+        <w:spacing w:before="0" w:after="160" w:line="240" w:lineRule="auto"/>
+      </w:pPr>
+      <w:r>
+        <w:tab/>
+      </w:r>
+      <w:r>
+        <w:rPr>
+          <w:rFonts w:ascii="Times New Roman" w:hAnsi="Times New Roman"/>
+          <w:sz w:val="22"/>
+        </w:rPr>
+        <w:t>Sheet No.: 03 of 04</w:t>
+      </w:r>
+    </w:p>
+    <w:p>
+      <w:pPr>
+        <w:spacing w:before="0" w:after="80"/>
+        <w:jc w:val="center"/>
+      </w:pPr>
+      <w:r>
+        <w:drawing>
+          <wp:inline xmlns:a="http://schemas.openxmlformats.org/drawingml/2006/main" xmlns:pic="http://schemas.openxmlformats.org/drawingml/2006/picture">
+            <wp:extent cx="4896000" cy="6920706"/>
+            <wp:docPr id="5" name="Picture 5"/>
+            <wp:cNvGraphicFramePr>
+              <a:graphicFrameLocks noChangeAspect="1"/>
+            </wp:cNvGraphicFramePr>
+            <a:graphic>
+              <a:graphicData uri="http://schemas.openxmlformats.org/drawingml/2006/picture">
+                <pic:pic>
+                  <pic:nvPicPr>
+                    <pic:cNvPr id="0" name="fig3_physical_system.png"/>
+                    <pic:cNvPicPr/>
+                  </pic:nvPicPr>
+                  <pic:blipFill>
+                    <a:blip r:embed="rId12"/>
+                    <a:stretch>
+                      <a:fillRect/>
+                    </a:stretch>
+                  </pic:blipFill>
+                  <pic:spPr>
+                    <a:xfrm>
+                      <a:off x="0" y="0"/>
+                      <a:ext cx="4896000" cy="6920706"/>
+                    </a:xfrm>
+                    <a:prstGeom prst="rect"/>
+                  </pic:spPr>
+                </pic:pic>
+              </a:graphicData>
+            </a:graphic>
+          </wp:inline>
+        </w:drawing>
+      </w:r>
+    </w:p>
+    <w:p>
+      <w:pPr>
+        <w:spacing w:before="0" w:after="40" w:line="240" w:lineRule="auto"/>
+        <w:jc w:val="right"/>
+      </w:pPr>
+      <w:r>
+        <w:drawing>
+          <wp:inline xmlns:a="http://schemas.openxmlformats.org/drawingml/2006/main" xmlns:pic="http://schemas.openxmlformats.org/drawingml/2006/picture">
+            <wp:extent cx="1332000" cy="361543"/>
+            <wp:docPr id="6" name="Picture 6"/>
+            <wp:cNvGraphicFramePr>
+              <a:graphicFrameLocks noChangeAspect="1"/>
+            </wp:cNvGraphicFramePr>
+            <a:graphic>
+              <a:graphicData uri="http://schemas.openxmlformats.org/drawingml/2006/picture">
+                <pic:pic>
+                  <pic:nvPicPr>
+                    <pic:cNvPr id="0" name="agent_signature.png"/>
+                    <pic:cNvPicPr/>
+                  </pic:nvPicPr>
+                  <pic:blipFill>
+                    <a:blip r:embed="rId10"/>
+                    <a:stretch>
+                      <a:fillRect/>
+                    </a:stretch>
+                  </pic:blipFill>
+                  <pic:spPr>
+                    <a:xfrm>
+                      <a:off x="0" y="0"/>
+                      <a:ext cx="1332000" cy="361543"/>
+                    </a:xfrm>
+                    <a:prstGeom prst="rect"/>
+                  </pic:spPr>
+                </pic:pic>
+              </a:graphicData>
+            </a:graphic>
+          </wp:inline>
+        </w:drawing>
+      </w:r>
+    </w:p>
+    <w:p>
+      <w:pPr>
+        <w:spacing w:before="0" w:after="20" w:line="240" w:lineRule="auto"/>
+        <w:jc w:val="right"/>
+      </w:pPr>
+      <w:r>
+        <w:rPr>
+          <w:rFonts w:ascii="Times New Roman" w:hAnsi="Times New Roman"/>
+          <w:sz w:val="22"/>
+        </w:rPr>
+        <w:t>Vinoth Kumar J</w:t>
+      </w:r>
+    </w:p>
+    <w:p>
+      <w:pPr>
+        <w:spacing w:before="0" w:after="20" w:line="240" w:lineRule="auto"/>
+        <w:jc w:val="right"/>
+      </w:pPr>
+      <w:r>
+        <w:rPr>
+          <w:rFonts w:ascii="Times New Roman" w:hAnsi="Times New Roman"/>
+          <w:sz w:val="22"/>
+        </w:rPr>
+        <w:t>Patent Agent (IN/PA 6111)</w:t>
+      </w:r>
+    </w:p>
+    <w:p>
+      <w:pPr>
+        <w:spacing w:before="0" w:after="0" w:line="240" w:lineRule="auto"/>
+        <w:jc w:val="right"/>
+      </w:pPr>
+      <w:r>
+        <w:rPr>
+          <w:rFonts w:ascii="Times New Roman" w:hAnsi="Times New Roman"/>
+          <w:sz w:val="22"/>
+        </w:rPr>
+        <w:t>Agent for the Applicant</w:t>
+      </w:r>
+    </w:p>
+    <w:p>
+      <w:r>
+        <w:br w:type="page"/>
+      </w:r>
+    </w:p>
+    <w:p>
+      <w:pPr>
+        <w:tabs>
+          <w:tab w:pos="9638" w:val="right"/>
+        </w:tabs>
+        <w:spacing w:before="0" w:after="20" w:line="240" w:lineRule="auto"/>
+      </w:pPr>
+      <w:r>
+        <w:rPr>
+          <w:rFonts w:ascii="Times New Roman" w:hAnsi="Times New Roman"/>
+          <w:sz w:val="22"/>
+        </w:rPr>
+        <w:t>Applicants: Bannari Amman Institute of Technology</w:t>
+      </w:r>
+      <w:r>
+        <w:tab/>
+      </w:r>
+      <w:r>
+        <w:rPr>
+          <w:rFonts w:ascii="Times New Roman" w:hAnsi="Times New Roman"/>
+          <w:sz w:val="22"/>
+        </w:rPr>
+        <w:t>Total No. of sheets: 04</w:t>
+      </w:r>
+    </w:p>
+    <w:p>
+      <w:pPr>
+        <w:tabs>
+          <w:tab w:pos="9638" w:val="right"/>
+        </w:tabs>
+        <w:spacing w:before="0" w:after="160" w:line="240" w:lineRule="auto"/>
+      </w:pPr>
+      <w:r>
+        <w:tab/>
+      </w:r>
+      <w:r>
+        <w:rPr>
+          <w:rFonts w:ascii="Times New Roman" w:hAnsi="Times New Roman"/>
+          <w:sz w:val="22"/>
+        </w:rPr>
+        <w:t>Sheet No.: 04 of 04</w:t>
+      </w:r>
+    </w:p>
+    <w:p>
+      <w:pPr>
+        <w:spacing w:before="0" w:after="80"/>
+        <w:jc w:val="center"/>
+      </w:pPr>
+      <w:r>
+        <w:drawing>
+          <wp:inline xmlns:a="http://schemas.openxmlformats.org/drawingml/2006/main" xmlns:pic="http://schemas.openxmlformats.org/drawingml/2006/picture">
+            <wp:extent cx="4896000" cy="6920706"/>
+            <wp:docPr id="7" name="Picture 7"/>
+            <wp:cNvGraphicFramePr>
+              <a:graphicFrameLocks noChangeAspect="1"/>
+            </wp:cNvGraphicFramePr>
+            <a:graphic>
+              <a:graphicData uri="http://schemas.openxmlformats.org/drawingml/2006/picture">
+                <pic:pic>
+                  <pic:nvPicPr>
+                    <pic:cNvPr id="0" name="fig4_kinematics.png"/>
+                    <pic:cNvPicPr/>
+                  </pic:nvPicPr>
+                  <pic:blipFill>
+                    <a:blip r:embed="rId13"/>
+                    <a:stretch>
+                      <a:fillRect/>
+                    </a:stretch>
+                  </pic:blipFill>
+                  <pic:spPr>
+                    <a:xfrm>
+                      <a:off x="0" y="0"/>
+                      <a:ext cx="4896000" cy="6920706"/>
+                    </a:xfrm>
+                    <a:prstGeom prst="rect"/>
+                  </pic:spPr>
+                </pic:pic>
+              </a:graphicData>
+            </a:graphic>
+          </wp:inline>
+        </w:drawing>
+      </w:r>
+    </w:p>
+    <w:p>
+      <w:pPr>
+        <w:spacing w:before="0" w:after="40" w:line="240" w:lineRule="auto"/>
+        <w:jc w:val="right"/>
+      </w:pPr>
+      <w:r>
+        <w:drawing>
+          <wp:inline xmlns:a="http://schemas.openxmlformats.org/drawingml/2006/main" xmlns:pic="http://schemas.openxmlformats.org/drawingml/2006/picture">
+            <wp:extent cx="1332000" cy="361543"/>
+            <wp:docPr id="8" name="Picture 8"/>
+            <wp:cNvGraphicFramePr>
+              <a:graphicFrameLocks noChangeAspect="1"/>
+            </wp:cNvGraphicFramePr>
+            <a:graphic>
+              <a:graphicData uri="http://schemas.openxmlformats.org/drawingml/2006/picture">
+                <pic:pic>
+                  <pic:nvPicPr>
+                    <pic:cNvPr id="0" name="agent_signature.png"/>
+                    <pic:cNvPicPr/>
+                  </pic:nvPicPr>
+                  <pic:blipFill>
+                    <a:blip r:embed="rId10"/>
+                    <a:stretch>
+                      <a:fillRect/>
+                    </a:stretch>
+                  </pic:blipFill>
+                  <pic:spPr>
+                    <a:xfrm>
+                      <a:off x="0" y="0"/>
+                      <a:ext cx="1332000" cy="361543"/>
+                    </a:xfrm>
+                    <a:prstGeom prst="rect"/>
+                  </pic:spPr>
+                </pic:pic>
+              </a:graphicData>
+            </a:graphic>
+          </wp:inline>
+        </w:drawing>
+      </w:r>
+    </w:p>
+    <w:p>
+      <w:pPr>
+        <w:spacing w:before="0" w:after="20" w:line="240" w:lineRule="auto"/>
+        <w:jc w:val="right"/>
+      </w:pPr>
+      <w:r>
+        <w:rPr>
+          <w:rFonts w:ascii="Times New Roman" w:hAnsi="Times New Roman"/>
+          <w:sz w:val="22"/>
+        </w:rPr>
+        <w:t>Vinoth Kumar J</w:t>
+      </w:r>
+    </w:p>
+    <w:p>
+      <w:pPr>
+        <w:spacing w:before="0" w:after="20" w:line="240" w:lineRule="auto"/>
+        <w:jc w:val="right"/>
+      </w:pPr>
+      <w:r>
+        <w:rPr>
+          <w:rFonts w:ascii="Times New Roman" w:hAnsi="Times New Roman"/>
+          <w:sz w:val="22"/>
+        </w:rPr>
+        <w:t>Patent Agent (IN/PA 6111)</w:t>
+      </w:r>
+    </w:p>
+    <w:p>
+      <w:pPr>
+        <w:spacing w:before="0" w:after="0" w:line="240" w:lineRule="auto"/>
+        <w:jc w:val="right"/>
+      </w:pPr>
+      <w:r>
+        <w:rPr>
+          <w:rFonts w:ascii="Times New Roman" w:hAnsi="Times New Roman"/>
+          <w:sz w:val="22"/>
+        </w:rPr>
         <w:t>Agent for the Applicant</w:t>
       </w:r>
     </w:p>
     <w:sectPr>
-      <w:pgSz w:w="12240" w:h="15840"/>
-      <w:pgMar w:top="2268" w:right="1701" w:bottom="1701" w:left="2268" w:header="720" w:footer="720" w:gutter="0"/>
+      <w:pgSz w:w="11906" w:h="16838"/>
+      <w:pgMar w:top="680" w:right="1134" w:bottom="680" w:left="1134" w:header="720" w:footer="720" w:gutter="0"/>
       <w:cols w:space="720"/>
       <w:docGrid w:linePitch="360"/>
     </w:sectPr>
